--- a/Methods/WP_Collaboration_Graph_Centrality_And_Diversity.docx
+++ b/Methods/WP_Collaboration_Graph_Centrality_And_Diversity.docx
@@ -280,7 +280,7 @@
           <w:sz w:val="30"/>
           <w:szCs w:val="30"/>
         </w:rPr>
-        <w:t>We then tracked how many collaborations each party had. For each party pair in each working papers “parties”, we said that country pair had a collaboration score of “1/len(parties)”. A party pairs collaboration score was then the sum of their collaboration scores for each working paper that pair was present in, or 0 if they never collaborated.</w:t>
+        <w:t>Each party pair was given a collaboration score equal to the number of Working Papers they coauthored together.</w:t>
       </w:r>
     </w:p>
     <w:p>

--- a/Methods/WP_Collaboration_Graph_Centrality_And_Diversity.docx
+++ b/Methods/WP_Collaboration_Graph_Centrality_And_Diversity.docx
@@ -194,7 +194,25 @@
           <w:sz w:val="30"/>
           <w:szCs w:val="30"/>
         </w:rPr>
-        <w:t>We filtered document_summary.parquet down to rows where “meeting_type” == “ATCM” (corresponding to ATCM meetings, as opposed to SATCMs), “party_type” == “wp” and 2000 &lt;= “meeting_year” &lt;= 2024.</w:t>
+        <w:t>We filtered document_summary.parquet down to rows where “meeting_type” == “ATCM” (corresponding to ATCM meetings, as opposed to SATCMs), “party_type” == “wp” and 2000 &lt;= “meeting_year” &lt;= 202</w:t>
+      </w:r>
+      <w:r>
+        <w:rPr>
+          <w:b w:val="false"/>
+          <w:bCs w:val="false"/>
+          <w:sz w:val="30"/>
+          <w:szCs w:val="30"/>
+        </w:rPr>
+        <w:t>5</w:t>
+      </w:r>
+      <w:r>
+        <w:rPr>
+          <w:b w:val="false"/>
+          <w:bCs w:val="false"/>
+          <w:sz w:val="30"/>
+          <w:szCs w:val="30"/>
+        </w:rPr>
+        <w:t>.</w:t>
       </w:r>
     </w:p>
     <w:p>
